--- a/deliverables/source-gap-analysis.docx
+++ b/deliverables/source-gap-analysis.docx
@@ -219,7 +219,7 @@
                 <w:b w:val="0"/>
                 <w:i w:val="0"/>
               </w:rPr>
-              <w:t>、M9–M12 固定证据及 M13 当前阶段</w:t>
+              <w:t>、M9–M13 固定证据及 M14 发布候选阶段</w:t>
             </w:r>
           </w:p>
         </w:tc>
@@ -424,7 +424,7 @@
           <w:b w:val="0"/>
           <w:i w:val="0"/>
         </w:rPr>
-        <w:t>原始材料处于早期编撰状态，允许存在冲突、夸张、跨项目内容和占位代码。本说明不删除原文，而是把其能力分为：已实现、M13、M14、外部条件后重启、明确拒绝。每项只有一个当前责任；“外部条件后重启”不是排期或承诺，“明确拒绝”不得通过隐藏配置恢复。</w:t>
+        <w:t>原始材料处于早期编撰状态，允许存在冲突、夸张、跨项目内容和占位代码。本说明不删除原文，而是把其能力分为：已实现、M14、外部条件后重启、明确拒绝。每项只有一个当前责任；“外部条件后重启”不是排期或承诺，“明确拒绝”不得通过隐藏配置恢复。</w:t>
       </w:r>
     </w:p>
     <w:p>
@@ -2055,7 +2055,7 @@
                 <w:b w:val="0"/>
                 <w:i w:val="0"/>
               </w:rPr>
-              <w:t>M13</w:t>
+              <w:t>已实现</w:t>
             </w:r>
           </w:p>
         </w:tc>
@@ -2071,7 +2071,7 @@
                 <w:b w:val="0"/>
                 <w:i w:val="0"/>
               </w:rPr>
-              <w:t>本阶段以 Markdown 单一事实源生成 DOCX/PDF 项目文档；业务数据报告仍为 PDF/XLSX，M13 门槛通过前不记为完成。</w:t>
+              <w:t>M13 已以 Markdown 单一事实源确定生成并验证 8 份 DOCX 和 8 份 PDF 项目文档；业务数据报告仍为 PDF/XLSX。</w:t>
             </w:r>
           </w:p>
         </w:tc>
@@ -3289,7 +3289,7 @@
                 <w:b w:val="0"/>
                 <w:i w:val="0"/>
               </w:rPr>
-              <w:t>M13</w:t>
+              <w:t>已实现</w:t>
             </w:r>
           </w:p>
         </w:tc>
@@ -3305,7 +3305,7 @@
                 <w:b w:val="0"/>
                 <w:i w:val="0"/>
               </w:rPr>
-              <w:t>本阶段从最终实现事实编制中文手册和随包说明；文档构建、链接与操作可达性通过 M13 门槛后完成。</w:t>
+              <w:t>中文手册和随包说明已按最终实现事实编制，并在 M13 通过文档构建、链接、操作路径复核和原生包集成。</w:t>
             </w:r>
           </w:p>
         </w:tc>
@@ -3355,7 +3355,7 @@
                 <w:b w:val="0"/>
                 <w:i w:val="0"/>
               </w:rPr>
-              <w:t>M13</w:t>
+              <w:t>已实现</w:t>
             </w:r>
           </w:p>
         </w:tc>
@@ -3371,7 +3371,7 @@
                 <w:b w:val="0"/>
                 <w:i w:val="0"/>
               </w:rPr>
-              <w:t>本目录以当前 Git 和证据重写正式过程文件，不复制历史“已完成”陈述；DOCX/PDF 与 Markdown 一致后通过。</w:t>
+              <w:t>本目录已按当前 Git 和证据重写正式过程文件，并在 M13 证明 DOCX/PDF 与 Markdown 单一事实源一致。</w:t>
             </w:r>
           </w:p>
         </w:tc>
@@ -4608,7 +4608,7 @@
           <w:b w:val="0"/>
           <w:i w:val="0"/>
         </w:rPr>
-        <w:t>本说明完成来源能力的技术责任解释，但不删除或改写原始档案，也不证明原始行政信息真实。M13 门槛通过后，过程文档才成为正式交付产物；M14 和有权限人员审批完成后，项目管理方才能作出最终验收与结项决定。</w:t>
+        <w:t>本说明完成来源能力的技术责任解释，但不删除或改写原始档案，也不证明原始行政信息真实。M13 过程文档已经成为经技术门槛验证的正式交付产物；唯一的 M14 业务终验项仍须由非技术业务人员关闭，有权限人员审批后项目管理方才能作出最终验收与结项决定。</w:t>
       </w:r>
     </w:p>
     <w:sectPr>

--- a/deliverables/source-gap-analysis.docx
+++ b/deliverables/source-gap-analysis.docx
@@ -12,7 +12,7 @@
           <w:b w:val="0"/>
           <w:i w:val="0"/>
         </w:rPr>
-        <w:t>报警管理系统原始方案差距说明</w:t>
+        <w:t>报警管理系统初期方案与正式实现差异说明</w:t>
       </w:r>
     </w:p>
     <w:p>
@@ -107,7 +107,7 @@
                 <w:b w:val="0"/>
                 <w:i w:val="0"/>
               </w:rPr>
-              <w:t>原始 PDF/DOCX 能力与当前正式产品之间的逐项责任说明</w:t>
+              <w:t>项目初期设想与当前正式产品之间的逐项责任说明</w:t>
             </w:r>
           </w:p>
         </w:tc>
@@ -271,7 +271,7 @@
                 <w:b w:val="0"/>
                 <w:i w:val="0"/>
               </w:rPr>
-              <w:t>原始材料中的人员、单位、预算、审批与签章</w:t>
+              <w:t>人员、单位、预算、审批与签章</w:t>
             </w:r>
           </w:p>
         </w:tc>
@@ -287,7 +287,7 @@
                 <w:b w:val="0"/>
                 <w:i w:val="0"/>
               </w:rPr>
-              <w:t>不继承；由项目管理方依据原始凭证填写，不在技术仓库证明范围</w:t>
+              <w:t>由项目管理方依据有效凭证填写，不在技术实现证明范围</w:t>
             </w:r>
           </w:p>
         </w:tc>
@@ -318,103 +318,7 @@
           <w:b w:val="0"/>
           <w:i w:val="0"/>
         </w:rPr>
-        <w:t>本说明以</w:t>
-      </w:r>
-      <w:r>
-        <w:rPr>
-          <w:rFonts w:ascii="Arial" w:hAnsi="Arial" w:eastAsia="Microsoft YaHei"/>
-          <w:b w:val="0"/>
-          <w:i w:val="0"/>
-        </w:rPr>
-        <w:t>历史来源能力闭环矩阵（../product/source-coverage.md）</w:t>
-      </w:r>
-      <w:r>
-        <w:rPr>
-          <w:rFonts w:ascii="Arial" w:hAnsi="Arial" w:eastAsia="Microsoft YaHei"/>
-          <w:b w:val="0"/>
-          <w:i w:val="0"/>
-        </w:rPr>
-        <w:t>的 57 项能力为全集，以</w:t>
-      </w:r>
-      <w:r>
-        <w:rPr>
-          <w:rFonts w:ascii="Arial" w:hAnsi="Arial" w:eastAsia="Microsoft YaHei"/>
-          <w:b w:val="0"/>
-          <w:i w:val="0"/>
-        </w:rPr>
-        <w:t>需求追踪（../product/requirements.md）</w:t>
-      </w:r>
-      <w:r>
-        <w:rPr>
-          <w:rFonts w:ascii="Arial" w:hAnsi="Arial" w:eastAsia="Microsoft YaHei"/>
-          <w:b w:val="0"/>
-          <w:i w:val="0"/>
-        </w:rPr>
-        <w:t>、</w:t>
-      </w:r>
-      <w:r>
-        <w:rPr>
-          <w:rFonts w:ascii="Arial" w:hAnsi="Arial" w:eastAsia="Microsoft YaHei"/>
-          <w:b w:val="0"/>
-          <w:i w:val="0"/>
-        </w:rPr>
-        <w:t>系统架构（../architecture/README.md）</w:t>
-      </w:r>
-      <w:r>
-        <w:rPr>
-          <w:rFonts w:ascii="Arial" w:hAnsi="Arial" w:eastAsia="Microsoft YaHei"/>
-          <w:b w:val="0"/>
-          <w:i w:val="0"/>
-        </w:rPr>
-        <w:t>、</w:t>
-      </w:r>
-      <w:r>
-        <w:rPr>
-          <w:rFonts w:ascii="Arial" w:hAnsi="Arial" w:eastAsia="Microsoft YaHei"/>
-          <w:b w:val="0"/>
-          <w:i w:val="0"/>
-        </w:rPr>
-        <w:t>M7（../verification/evidence/M7.md）</w:t>
-      </w:r>
-      <w:r>
-        <w:rPr>
-          <w:rFonts w:ascii="Arial" w:hAnsi="Arial" w:eastAsia="Microsoft YaHei"/>
-          <w:b w:val="0"/>
-          <w:i w:val="0"/>
-        </w:rPr>
-        <w:t xml:space="preserve">和 </w:t>
-      </w:r>
-      <w:r>
-        <w:rPr>
-          <w:rFonts w:ascii="Arial" w:hAnsi="Arial" w:eastAsia="Microsoft YaHei"/>
-          <w:b w:val="0"/>
-          <w:i w:val="0"/>
-        </w:rPr>
-        <w:t>M9（../verification/evidence/M9.md）</w:t>
-      </w:r>
-      <w:r>
-        <w:rPr>
-          <w:rFonts w:ascii="Arial" w:hAnsi="Arial" w:eastAsia="Microsoft YaHei"/>
-          <w:b w:val="0"/>
-          <w:i w:val="0"/>
-        </w:rPr>
-        <w:t xml:space="preserve">至 </w:t>
-      </w:r>
-      <w:r>
-        <w:rPr>
-          <w:rFonts w:ascii="Arial" w:hAnsi="Arial" w:eastAsia="Microsoft YaHei"/>
-          <w:b w:val="0"/>
-          <w:i w:val="0"/>
-        </w:rPr>
-        <w:t>M12（../verification/evidence/M12.md）</w:t>
-      </w:r>
-      <w:r>
-        <w:rPr>
-          <w:rFonts w:ascii="Arial" w:hAnsi="Arial" w:eastAsia="Microsoft YaHei"/>
-          <w:b w:val="0"/>
-          <w:i w:val="0"/>
-        </w:rPr>
-        <w:t>为当前事实依据。</w:t>
+        <w:t>本说明以项目登记的 57 项初期能力为完整核对集合，以当前可运行产品、发布说明、阶段验收记录和测试报告为正式实现依据。正文独立说明差异，不要求业务读者访问历史原件或提取目录。</w:t>
       </w:r>
     </w:p>
     <w:p>
@@ -424,7 +328,7 @@
           <w:b w:val="0"/>
           <w:i w:val="0"/>
         </w:rPr>
-        <w:t>原始材料处于早期编撰状态，允许存在冲突、夸张、跨项目内容和占位代码。本说明不删除原文，而是把其能力分为：已实现、M14、外部条件后重启、明确拒绝。每项只有一个当前责任；“外部条件后重启”不是排期或承诺，“明确拒绝”不得通过隐藏配置恢复。</w:t>
+        <w:t>初期方案形成于需求收敛前，部分描述存在口径冲突、超出授权或缺少验收条件。本说明将每项能力归为：已实现、当前发布阶段、外部条件后重启、明确拒绝。每项只有一个当前责任；“外部条件后重启”不是排期或承诺，“明确拒绝”不得通过隐藏配置恢复。</w:t>
       </w:r>
     </w:p>
     <w:p>
@@ -457,7 +361,7 @@
           <w:b w:val="0"/>
           <w:i w:val="0"/>
         </w:rPr>
-        <w:t>当前方案比原始方案更适合交付，原因不是功能堆叠更多，而是每项能力均有可达实现或明确停止条件：</w:t>
+        <w:t>正式实现比初期方案更适合交付，原因不是功能堆叠更多，而是每项能力均有可达实现或明确停止条件：</w:t>
       </w:r>
     </w:p>
     <w:p>
@@ -585,7 +489,7 @@
                 <w:b/>
                 <w:i w:val="0"/>
               </w:rPr>
-              <w:t>原始能力</w:t>
+              <w:t>初期能力</w:t>
             </w:r>
           </w:p>
         </w:tc>
@@ -719,7 +623,7 @@
                 <w:b w:val="0"/>
                 <w:i w:val="0"/>
               </w:rPr>
-              <w:t>原始资料、占位代码和无关内容隔离</w:t>
+              <w:t>初期资料、占位代码和无关内容隔离</w:t>
             </w:r>
           </w:p>
         </w:tc>
@@ -751,7 +655,7 @@
                 <w:b w:val="0"/>
                 <w:i w:val="0"/>
               </w:rPr>
-              <w:t>四份原件及提取清单保留，PDF 占位代码不进入源码或实现提示，无关项目只登记来源。</w:t>
+              <w:t>正式实现仅采用经确认的业务能力与数据定义；占位代码和无关项目描述不进入运行源码。</w:t>
             </w:r>
           </w:p>
         </w:tc>
@@ -1609,7 +1513,7 @@
                 <w:b w:val="0"/>
                 <w:i w:val="0"/>
               </w:rPr>
-              <w:t>提供趋势、分布、区域/装置排名、打印和 CSV；缺少坐标与拓扑，拒绝伪造热力图和地图缩放语义。</w:t>
+              <w:t>提供带时间轴和数据表的时序折线、报警类型环形占比、分布、区域/装置排名、打印和完整 CSV；没有空间坐标与拓扑，因此不伪造热力图和地图缩放语义。</w:t>
             </w:r>
           </w:p>
         </w:tc>
@@ -2071,7 +1975,7 @@
                 <w:b w:val="0"/>
                 <w:i w:val="0"/>
               </w:rPr>
-              <w:t>M13 已以 Markdown 单一事实源确定生成并验证 8 份 DOCX 和 8 份 PDF 项目文档；业务数据报告仍为 PDF/XLSX。</w:t>
+              <w:t>以 Markdown 单一事实源确定生成并验证 9 份 DOCX 和 9 份 PDF 项目文档，包含独立的组合模型技术手册；业务数据报告仍为 PDF/XLSX。</w:t>
             </w:r>
           </w:p>
         </w:tc>
@@ -4448,7 +4352,7 @@
           <w:b w:val="0"/>
           <w:i w:val="0"/>
         </w:rPr>
-        <w:t>5. 原始描述为何被否决或调整</w:t>
+        <w:t>5. 初期描述为何被否决或调整</w:t>
       </w:r>
     </w:p>
     <w:p>
@@ -4458,7 +4362,7 @@
           <w:b w:val="0"/>
           <w:i w:val="0"/>
         </w:rPr>
-        <w:t>原始材料中的问题主要有四类：</w:t>
+        <w:t>初期方案中的问题主要有四类：</w:t>
       </w:r>
     </w:p>
     <w:p>
@@ -4608,7 +4512,7 @@
           <w:b w:val="0"/>
           <w:i w:val="0"/>
         </w:rPr>
-        <w:t>本说明完成来源能力的技术责任解释，但不删除或改写原始档案，也不证明原始行政信息真实。M13 过程文档已经成为经技术门槛验证的正式交付产物；唯一的 M14 业务终验项仍须由非技术业务人员关闭，有权限人员审批后项目管理方才能作出最终验收与结项决定。</w:t>
+        <w:t>本说明完成初期需求的技术责任解释，但不证明未纳入技术实现的行政信息真实。M13 过程文档已经成为经技术门槛验证的正式交付产物；唯一的 M14 业务终验项仍须由非技术业务人员关闭，有权限人员审批后项目管理方才能作出最终验收与结项决定。</w:t>
       </w:r>
     </w:p>
     <w:sectPr>
@@ -4636,6 +4540,29 @@
         <w:sz w:val="16"/>
       </w:rPr>
       <w:t>报警管理系统 · 文档日期 2026-08-27</w:t>
+    </w:r>
+    <w:r>
+      <w:t xml:space="preserve"> · 第 </w:t>
+    </w:r>
+    <w:r>
+      <w:fldChar w:fldCharType="begin"/>
+      <w:instrText xml:space="preserve"> PAGE </w:instrText>
+      <w:fldChar w:fldCharType="separate"/>
+      <w:t>1</w:t>
+      <w:fldChar w:fldCharType="end"/>
+    </w:r>
+    <w:r>
+      <w:t xml:space="preserve"> / </w:t>
+    </w:r>
+    <w:r>
+      <w:fldChar w:fldCharType="begin"/>
+      <w:instrText xml:space="preserve"> NUMPAGES </w:instrText>
+      <w:fldChar w:fldCharType="separate"/>
+      <w:t>1</w:t>
+      <w:fldChar w:fldCharType="end"/>
+    </w:r>
+    <w:r>
+      <w:t xml:space="preserve"> 页</w:t>
     </w:r>
   </w:p>
 </w:ftr>

--- a/deliverables/source-gap-analysis.docx
+++ b/deliverables/source-gap-analysis.docx
@@ -623,7 +623,7 @@
                 <w:b w:val="0"/>
                 <w:i w:val="0"/>
               </w:rPr>
-              <w:t>初期资料、占位代码和无关内容隔离</w:t>
+              <w:t>未经批准需求、不完整实现描述和无关内容隔离</w:t>
             </w:r>
           </w:p>
         </w:tc>
@@ -655,7 +655,7 @@
                 <w:b w:val="0"/>
                 <w:i w:val="0"/>
               </w:rPr>
-              <w:t>正式实现仅采用经确认的业务能力与数据定义；占位代码和无关项目描述不进入运行源码。</w:t>
+              <w:t>正式实现仅采用经确认的业务能力与数据定义；未经批准或不完整的描述不进入运行源码。</w:t>
             </w:r>
           </w:p>
         </w:tc>

--- a/deliverables/source-gap-analysis.docx
+++ b/deliverables/source-gap-analysis.docx
@@ -3325,7 +3325,7 @@
                 <w:b w:val="0"/>
                 <w:i w:val="0"/>
               </w:rPr>
-              <w:t>M14</w:t>
+              <w:t>已实现</w:t>
             </w:r>
           </w:p>
         </w:tc>
@@ -3341,7 +3341,7 @@
                 <w:b w:val="0"/>
                 <w:i w:val="0"/>
               </w:rPr>
-              <w:t>工程验收已覆盖原生包，但最终必须由不了解源码的目标用户按说明完成安装、登录、样例、报告、备份恢复和停止。</w:t>
+              <w:t>固定候选已完成 Windows 标准用户双目录、登录改密、样例、数据库联动 Dashboard、报告、备份恢复和停止验收；项目负责人已确认符合交付预期。</w:t>
             </w:r>
           </w:p>
         </w:tc>
@@ -4512,7 +4512,7 @@
           <w:b w:val="0"/>
           <w:i w:val="0"/>
         </w:rPr>
-        <w:t>本说明完成初期需求的技术责任解释，但不证明未纳入技术实现的行政信息真实。M13 过程文档已经成为经技术门槛验证的正式交付产物；唯一的 M14 业务终验项仍须由非技术业务人员关闭，有权限人员审批后项目管理方才能作出最终验收与结项决定。</w:t>
+        <w:t>本说明完成初期需求的技术责任解释，但不证明未纳入技术实现的行政信息真实。M13 过程文档已经成为经技术门槛验证的正式交付产物；M14 的 Windows 自动验收和项目负责人结果性确认已关闭技术能力责任。行政验收、单位签章和知识产权归属仍由有权限人员依据组织流程办理。</w:t>
       </w:r>
     </w:p>
     <w:sectPr>
